--- a/Documentation/VRS_Project_Logbook.docx
+++ b/Documentation/VRS_Project_Logbook.docx
@@ -875,7 +875,7 @@
           <w14:ligatures w14:val="standardContextual"/>
         </w:rPr>
         <w:drawing>
-          <wp:inline distT="0" distB="0" distL="0" distR="0" wp14:anchorId="7DB66645" wp14:editId="6AE12F39">
+          <wp:inline distT="0" distB="0" distL="0" distR="0" wp14:anchorId="7DB66645" wp14:editId="0F3CCD84">
             <wp:extent cx="2438021" cy="793750"/>
             <wp:effectExtent l="19050" t="19050" r="19685" b="25400"/>
             <wp:docPr id="44929668" name="Picture 4"/>
@@ -976,7 +976,7 @@
           <w14:ligatures w14:val="standardContextual"/>
         </w:rPr>
         <w:drawing>
-          <wp:inline distT="0" distB="0" distL="0" distR="0" wp14:anchorId="61A0D292" wp14:editId="0D2F4E72">
+          <wp:inline distT="0" distB="0" distL="0" distR="0" wp14:anchorId="61A0D292" wp14:editId="4F8A7F27">
             <wp:extent cx="2819400" cy="888292"/>
             <wp:effectExtent l="19050" t="19050" r="19050" b="26670"/>
             <wp:docPr id="1784515342" name="Picture 5"/>
@@ -1195,7 +1195,7 @@
         <w:rPr>
           <w:noProof/>
         </w:rPr>
-        <w:t>1</w:t>
+        <w:t>6</w:t>
       </w:r>
       <w:r>
         <w:fldChar w:fldCharType="end"/>
@@ -1287,7 +1287,7 @@
         <w:rPr>
           <w:noProof/>
         </w:rPr>
-        <w:t>2</w:t>
+        <w:t>7</w:t>
       </w:r>
       <w:r>
         <w:fldChar w:fldCharType="end"/>
@@ -1372,7 +1372,7 @@
         <w:rPr>
           <w:noProof/>
         </w:rPr>
-        <w:t>3</w:t>
+        <w:t>8</w:t>
       </w:r>
       <w:r>
         <w:fldChar w:fldCharType="end"/>
@@ -1456,7 +1456,7 @@
         <w:rPr>
           <w:noProof/>
         </w:rPr>
-        <w:t>4</w:t>
+        <w:t>9</w:t>
       </w:r>
       <w:r>
         <w:fldChar w:fldCharType="end"/>
@@ -1536,7 +1536,7 @@
         <w:rPr>
           <w:noProof/>
         </w:rPr>
-        <w:t>5</w:t>
+        <w:t>10</w:t>
       </w:r>
       <w:r>
         <w:fldChar w:fldCharType="end"/>
@@ -1949,26 +1949,834 @@
     </w:p>
     <w:p>
       <w:pPr>
-        <w:rPr>
-          <w:rFonts w:ascii="Times New Roman" w:hAnsi="Times New Roman" w:cs="Times New Roman"/>
-          <w:sz w:val="24"/>
-          <w:szCs w:val="24"/>
-        </w:rPr>
-      </w:pPr>
+        <w:pStyle w:val="Heading2"/>
+        <w:rPr>
+          <w:rFonts w:ascii="Times New Roman" w:hAnsi="Times New Roman" w:cs="Times New Roman"/>
+          <w:sz w:val="28"/>
+          <w:szCs w:val="28"/>
+        </w:rPr>
+      </w:pPr>
+      <w:r>
+        <w:rPr>
+          <w:rFonts w:ascii="Times New Roman" w:hAnsi="Times New Roman" w:cs="Times New Roman"/>
+          <w:sz w:val="28"/>
+          <w:szCs w:val="28"/>
+        </w:rPr>
+        <w:t xml:space="preserve">2.4 </w:t>
+      </w:r>
+      <w:r>
+        <w:rPr>
+          <w:rFonts w:ascii="Times New Roman" w:hAnsi="Times New Roman" w:cs="Times New Roman"/>
+          <w:sz w:val="28"/>
+          <w:szCs w:val="28"/>
+        </w:rPr>
+        <w:t>Reflection</w:t>
+      </w:r>
+    </w:p>
+    <w:p>
+      <w:pPr>
+        <w:rPr>
+          <w:rFonts w:ascii="Times New Roman" w:hAnsi="Times New Roman" w:cs="Times New Roman"/>
+          <w:sz w:val="24"/>
+          <w:szCs w:val="24"/>
+        </w:rPr>
+      </w:pPr>
+      <w:r>
+        <w:rPr>
+          <w:rFonts w:ascii="Times New Roman" w:hAnsi="Times New Roman" w:cs="Times New Roman"/>
+          <w:sz w:val="24"/>
+          <w:szCs w:val="24"/>
+        </w:rPr>
+        <w:t xml:space="preserve">The system design was selected to provide a clean and user-friendly interface for voter management. Green and white colors were used to create a professional government-style </w:t>
+      </w:r>
+      <w:r>
+        <w:rPr>
+          <w:rFonts w:ascii="Times New Roman" w:hAnsi="Times New Roman" w:cs="Times New Roman"/>
+          <w:sz w:val="24"/>
+          <w:szCs w:val="24"/>
+        </w:rPr>
+        <w:lastRenderedPageBreak/>
+        <w:t>appearance similar to official registration systems. The navigation structure was planned to reduce user clicks and improve accessibility by placing important modules within easy reach. Mobile responsiveness was also considered to ensure usability on smaller devices. The intended users of the system include election administrators and registration officers who require an organized and efficient platform for managing voter information and reports.</w:t>
+      </w:r>
+    </w:p>
+    <w:p>
+      <w:pPr>
+        <w:rPr>
+          <w:rFonts w:ascii="Times New Roman" w:hAnsi="Times New Roman" w:cs="Times New Roman"/>
+          <w:sz w:val="24"/>
+          <w:szCs w:val="24"/>
+        </w:rPr>
+      </w:pPr>
+    </w:p>
+    <w:p>
+      <w:pPr>
+        <w:rPr>
+          <w:rFonts w:ascii="Times New Roman" w:hAnsi="Times New Roman" w:cs="Times New Roman"/>
+          <w:b/>
+          <w:bCs/>
+          <w:sz w:val="24"/>
+          <w:szCs w:val="24"/>
+        </w:rPr>
+      </w:pPr>
+      <w:r>
+        <w:rPr>
+          <w:rFonts w:ascii="Times New Roman" w:hAnsi="Times New Roman" w:cs="Times New Roman"/>
+          <w:b/>
+          <w:bCs/>
+          <w:sz w:val="24"/>
+          <w:szCs w:val="24"/>
+        </w:rPr>
+        <w:t>Week 3</w:t>
+      </w:r>
+    </w:p>
+    <w:p>
+      <w:pPr>
+        <w:rPr>
+          <w:rFonts w:ascii="Times New Roman" w:hAnsi="Times New Roman" w:cs="Times New Roman"/>
+          <w:b/>
+          <w:bCs/>
+          <w:sz w:val="24"/>
+          <w:szCs w:val="24"/>
+        </w:rPr>
+      </w:pPr>
+      <w:r>
+        <w:rPr>
+          <w:rFonts w:ascii="Times New Roman" w:hAnsi="Times New Roman" w:cs="Times New Roman"/>
+          <w:b/>
+          <w:bCs/>
+          <w:sz w:val="24"/>
+          <w:szCs w:val="24"/>
+        </w:rPr>
+        <w:t>Fig 1</w:t>
+      </w:r>
+      <w:r>
+        <w:rPr>
+          <w:rFonts w:ascii="Times New Roman" w:hAnsi="Times New Roman" w:cs="Times New Roman"/>
+          <w:b/>
+          <w:bCs/>
+          <w:sz w:val="24"/>
+          <w:szCs w:val="24"/>
+        </w:rPr>
+        <w:t xml:space="preserve">: </w:t>
+      </w:r>
+      <w:r>
+        <w:rPr>
+          <w:rFonts w:ascii="Times New Roman" w:hAnsi="Times New Roman" w:cs="Times New Roman"/>
+          <w:b/>
+          <w:bCs/>
+          <w:sz w:val="24"/>
+          <w:szCs w:val="24"/>
+        </w:rPr>
+        <w:t>JavaScript Form Validation</w:t>
+      </w:r>
+    </w:p>
+    <w:p>
+      <w:pPr>
+        <w:rPr>
+          <w:rFonts w:ascii="Times New Roman" w:hAnsi="Times New Roman" w:cs="Times New Roman"/>
+          <w:sz w:val="24"/>
+          <w:szCs w:val="24"/>
+        </w:rPr>
+      </w:pPr>
+      <w:r>
+        <w:rPr>
+          <w:rFonts w:ascii="Times New Roman" w:hAnsi="Times New Roman" w:cs="Times New Roman"/>
+          <w:noProof/>
+          <w:sz w:val="24"/>
+          <w:szCs w:val="24"/>
+          <w14:ligatures w14:val="standardContextual"/>
+        </w:rPr>
+        <w:drawing>
+          <wp:inline distT="0" distB="0" distL="0" distR="0" wp14:anchorId="743C27ED" wp14:editId="31398E05">
+            <wp:extent cx="4165600" cy="1909233"/>
+            <wp:effectExtent l="0" t="0" r="6350" b="0"/>
+            <wp:docPr id="706232355" name="Picture 1"/>
+            <wp:cNvGraphicFramePr>
+              <a:graphicFrameLocks xmlns:a="http://schemas.openxmlformats.org/drawingml/2006/main" noChangeAspect="1"/>
+            </wp:cNvGraphicFramePr>
+            <a:graphic xmlns:a="http://schemas.openxmlformats.org/drawingml/2006/main">
+              <a:graphicData uri="http://schemas.openxmlformats.org/drawingml/2006/picture">
+                <pic:pic xmlns:pic="http://schemas.openxmlformats.org/drawingml/2006/picture">
+                  <pic:nvPicPr>
+                    <pic:cNvPr id="706232355" name="Picture 706232355"/>
+                    <pic:cNvPicPr/>
+                  </pic:nvPicPr>
+                  <pic:blipFill>
+                    <a:blip r:embed="rId18" cstate="print">
+                      <a:extLst>
+                        <a:ext uri="{28A0092B-C50C-407E-A947-70E740481C1C}">
+                          <a14:useLocalDpi xmlns:a14="http://schemas.microsoft.com/office/drawing/2010/main" val="0"/>
+                        </a:ext>
+                      </a:extLst>
+                    </a:blip>
+                    <a:stretch>
+                      <a:fillRect/>
+                    </a:stretch>
+                  </pic:blipFill>
+                  <pic:spPr>
+                    <a:xfrm>
+                      <a:off x="0" y="0"/>
+                      <a:ext cx="4172745" cy="1912508"/>
+                    </a:xfrm>
+                    <a:prstGeom prst="rect">
+                      <a:avLst/>
+                    </a:prstGeom>
+                  </pic:spPr>
+                </pic:pic>
+              </a:graphicData>
+            </a:graphic>
+          </wp:inline>
+        </w:drawing>
+      </w:r>
+    </w:p>
+    <w:p>
+      <w:pPr>
+        <w:pStyle w:val="Caption"/>
+        <w:rPr>
+          <w:rFonts w:ascii="Times New Roman" w:hAnsi="Times New Roman" w:cs="Times New Roman"/>
+          <w:sz w:val="24"/>
+          <w:szCs w:val="24"/>
+        </w:rPr>
+      </w:pPr>
+      <w:r>
+        <w:t xml:space="preserve">Figure </w:t>
+      </w:r>
+      <w:r>
+        <w:fldChar w:fldCharType="begin"/>
+      </w:r>
+      <w:r>
+        <w:instrText xml:space="preserve"> SEQ Figure \* ARABIC </w:instrText>
+      </w:r>
+      <w:r>
+        <w:fldChar w:fldCharType="separate"/>
+      </w:r>
+      <w:r>
+        <w:rPr>
+          <w:noProof/>
+        </w:rPr>
+        <w:t>11</w:t>
+      </w:r>
+      <w:r>
+        <w:fldChar w:fldCharType="end"/>
+      </w:r>
+      <w:r>
+        <w:t xml:space="preserve">: </w:t>
+      </w:r>
+      <w:r>
+        <w:t>JavaScript Form Validation</w:t>
+      </w:r>
+    </w:p>
+    <w:p>
+      <w:pPr>
+        <w:rPr>
+          <w:rFonts w:ascii="Times New Roman" w:hAnsi="Times New Roman" w:cs="Times New Roman"/>
+          <w:b/>
+          <w:bCs/>
+          <w:sz w:val="24"/>
+          <w:szCs w:val="24"/>
+        </w:rPr>
+      </w:pPr>
+      <w:r>
+        <w:rPr>
+          <w:rFonts w:ascii="Times New Roman" w:hAnsi="Times New Roman" w:cs="Times New Roman"/>
+          <w:b/>
+          <w:bCs/>
+          <w:sz w:val="24"/>
+          <w:szCs w:val="24"/>
+        </w:rPr>
+        <w:t>Fig 2</w:t>
+      </w:r>
+      <w:r>
+        <w:rPr>
+          <w:rFonts w:ascii="Times New Roman" w:hAnsi="Times New Roman" w:cs="Times New Roman"/>
+          <w:b/>
+          <w:bCs/>
+          <w:sz w:val="24"/>
+          <w:szCs w:val="24"/>
+        </w:rPr>
+        <w:t xml:space="preserve">: </w:t>
+      </w:r>
+      <w:r>
+        <w:rPr>
+          <w:rFonts w:ascii="Times New Roman" w:hAnsi="Times New Roman" w:cs="Times New Roman"/>
+          <w:b/>
+          <w:bCs/>
+          <w:sz w:val="24"/>
+          <w:szCs w:val="24"/>
+        </w:rPr>
+        <w:t>Password Strength Checker</w:t>
+      </w:r>
+    </w:p>
+    <w:p>
+      <w:pPr>
+        <w:rPr>
+          <w:rFonts w:ascii="Times New Roman" w:hAnsi="Times New Roman" w:cs="Times New Roman"/>
+          <w:b/>
+          <w:bCs/>
+          <w:sz w:val="24"/>
+          <w:szCs w:val="24"/>
+        </w:rPr>
+      </w:pPr>
+      <w:r>
+        <w:rPr>
+          <w:rFonts w:ascii="Times New Roman" w:hAnsi="Times New Roman" w:cs="Times New Roman"/>
+          <w:b/>
+          <w:bCs/>
+          <w:noProof/>
+          <w:sz w:val="24"/>
+          <w:szCs w:val="24"/>
+          <w14:ligatures w14:val="standardContextual"/>
+        </w:rPr>
+        <w:drawing>
+          <wp:inline distT="0" distB="0" distL="0" distR="0" wp14:anchorId="15373CC8" wp14:editId="25225592">
+            <wp:extent cx="4141613" cy="2044700"/>
+            <wp:effectExtent l="0" t="0" r="0" b="0"/>
+            <wp:docPr id="1320728528" name="Picture 2"/>
+            <wp:cNvGraphicFramePr>
+              <a:graphicFrameLocks xmlns:a="http://schemas.openxmlformats.org/drawingml/2006/main" noChangeAspect="1"/>
+            </wp:cNvGraphicFramePr>
+            <a:graphic xmlns:a="http://schemas.openxmlformats.org/drawingml/2006/main">
+              <a:graphicData uri="http://schemas.openxmlformats.org/drawingml/2006/picture">
+                <pic:pic xmlns:pic="http://schemas.openxmlformats.org/drawingml/2006/picture">
+                  <pic:nvPicPr>
+                    <pic:cNvPr id="1320728528" name="Picture 1320728528"/>
+                    <pic:cNvPicPr/>
+                  </pic:nvPicPr>
+                  <pic:blipFill>
+                    <a:blip r:embed="rId19" cstate="print">
+                      <a:extLst>
+                        <a:ext uri="{28A0092B-C50C-407E-A947-70E740481C1C}">
+                          <a14:useLocalDpi xmlns:a14="http://schemas.microsoft.com/office/drawing/2010/main" val="0"/>
+                        </a:ext>
+                      </a:extLst>
+                    </a:blip>
+                    <a:stretch>
+                      <a:fillRect/>
+                    </a:stretch>
+                  </pic:blipFill>
+                  <pic:spPr>
+                    <a:xfrm>
+                      <a:off x="0" y="0"/>
+                      <a:ext cx="4147667" cy="2047689"/>
+                    </a:xfrm>
+                    <a:prstGeom prst="rect">
+                      <a:avLst/>
+                    </a:prstGeom>
+                  </pic:spPr>
+                </pic:pic>
+              </a:graphicData>
+            </a:graphic>
+          </wp:inline>
+        </w:drawing>
+      </w:r>
+    </w:p>
+    <w:p>
+      <w:pPr>
+        <w:pStyle w:val="Caption"/>
+      </w:pPr>
+      <w:r>
+        <w:t xml:space="preserve">Figure </w:t>
+      </w:r>
+      <w:r>
+        <w:fldChar w:fldCharType="begin"/>
+      </w:r>
+      <w:r>
+        <w:instrText xml:space="preserve"> SEQ Figure \* ARABIC </w:instrText>
+      </w:r>
+      <w:r>
+        <w:fldChar w:fldCharType="separate"/>
+      </w:r>
+      <w:r>
+        <w:rPr>
+          <w:noProof/>
+        </w:rPr>
+        <w:t>12</w:t>
+      </w:r>
+      <w:r>
+        <w:fldChar w:fldCharType="end"/>
+      </w:r>
+      <w:r>
+        <w:t>: Password Strength Checker</w:t>
+      </w:r>
     </w:p>
     <w:p/>
     <w:p/>
     <w:p/>
     <w:p/>
+    <w:p>
+      <w:pPr>
+        <w:rPr>
+          <w:rFonts w:ascii="Times New Roman" w:hAnsi="Times New Roman" w:cs="Times New Roman"/>
+          <w:b/>
+          <w:bCs/>
+          <w:sz w:val="24"/>
+          <w:szCs w:val="24"/>
+        </w:rPr>
+      </w:pPr>
+      <w:r>
+        <w:rPr>
+          <w:rFonts w:ascii="Times New Roman" w:hAnsi="Times New Roman" w:cs="Times New Roman"/>
+          <w:b/>
+          <w:bCs/>
+          <w:sz w:val="24"/>
+          <w:szCs w:val="24"/>
+        </w:rPr>
+        <w:lastRenderedPageBreak/>
+        <w:t>Fig 3</w:t>
+      </w:r>
+      <w:r>
+        <w:rPr>
+          <w:rFonts w:ascii="Times New Roman" w:hAnsi="Times New Roman" w:cs="Times New Roman"/>
+          <w:b/>
+          <w:bCs/>
+          <w:sz w:val="24"/>
+          <w:szCs w:val="24"/>
+        </w:rPr>
+        <w:t xml:space="preserve">: </w:t>
+      </w:r>
+      <w:r>
+        <w:rPr>
+          <w:rFonts w:ascii="Times New Roman" w:hAnsi="Times New Roman" w:cs="Times New Roman"/>
+          <w:b/>
+          <w:bCs/>
+          <w:sz w:val="24"/>
+          <w:szCs w:val="24"/>
+        </w:rPr>
+        <w:t>PHP Syntax Practice</w:t>
+      </w:r>
+    </w:p>
+    <w:p>
+      <w:pPr>
+        <w:rPr>
+          <w:rFonts w:ascii="Times New Roman" w:hAnsi="Times New Roman" w:cs="Times New Roman"/>
+          <w:b/>
+          <w:bCs/>
+          <w:sz w:val="24"/>
+          <w:szCs w:val="24"/>
+        </w:rPr>
+      </w:pPr>
+      <w:r>
+        <w:rPr>
+          <w:rFonts w:ascii="Times New Roman" w:hAnsi="Times New Roman" w:cs="Times New Roman"/>
+          <w:b/>
+          <w:bCs/>
+          <w:noProof/>
+          <w:sz w:val="24"/>
+          <w:szCs w:val="24"/>
+          <w14:ligatures w14:val="standardContextual"/>
+        </w:rPr>
+        <w:drawing>
+          <wp:inline distT="0" distB="0" distL="0" distR="0" wp14:anchorId="104613EA" wp14:editId="22475205">
+            <wp:extent cx="4229100" cy="1955959"/>
+            <wp:effectExtent l="0" t="0" r="0" b="6350"/>
+            <wp:docPr id="869491442" name="Picture 3"/>
+            <wp:cNvGraphicFramePr>
+              <a:graphicFrameLocks xmlns:a="http://schemas.openxmlformats.org/drawingml/2006/main" noChangeAspect="1"/>
+            </wp:cNvGraphicFramePr>
+            <a:graphic xmlns:a="http://schemas.openxmlformats.org/drawingml/2006/main">
+              <a:graphicData uri="http://schemas.openxmlformats.org/drawingml/2006/picture">
+                <pic:pic xmlns:pic="http://schemas.openxmlformats.org/drawingml/2006/picture">
+                  <pic:nvPicPr>
+                    <pic:cNvPr id="869491442" name="Picture 869491442"/>
+                    <pic:cNvPicPr/>
+                  </pic:nvPicPr>
+                  <pic:blipFill>
+                    <a:blip r:embed="rId20" cstate="print">
+                      <a:extLst>
+                        <a:ext uri="{28A0092B-C50C-407E-A947-70E740481C1C}">
+                          <a14:useLocalDpi xmlns:a14="http://schemas.microsoft.com/office/drawing/2010/main" val="0"/>
+                        </a:ext>
+                      </a:extLst>
+                    </a:blip>
+                    <a:stretch>
+                      <a:fillRect/>
+                    </a:stretch>
+                  </pic:blipFill>
+                  <pic:spPr>
+                    <a:xfrm>
+                      <a:off x="0" y="0"/>
+                      <a:ext cx="4240452" cy="1961209"/>
+                    </a:xfrm>
+                    <a:prstGeom prst="rect">
+                      <a:avLst/>
+                    </a:prstGeom>
+                  </pic:spPr>
+                </pic:pic>
+              </a:graphicData>
+            </a:graphic>
+          </wp:inline>
+        </w:drawing>
+      </w:r>
+    </w:p>
+    <w:p>
+      <w:pPr>
+        <w:pStyle w:val="Caption"/>
+        <w:rPr>
+          <w:rFonts w:ascii="Times New Roman" w:hAnsi="Times New Roman" w:cs="Times New Roman"/>
+          <w:b/>
+          <w:bCs/>
+          <w:sz w:val="24"/>
+          <w:szCs w:val="24"/>
+        </w:rPr>
+      </w:pPr>
+      <w:r>
+        <w:t xml:space="preserve">Figure </w:t>
+      </w:r>
+      <w:r>
+        <w:fldChar w:fldCharType="begin"/>
+      </w:r>
+      <w:r>
+        <w:instrText xml:space="preserve"> SEQ Figure \* ARABIC </w:instrText>
+      </w:r>
+      <w:r>
+        <w:fldChar w:fldCharType="separate"/>
+      </w:r>
+      <w:r>
+        <w:rPr>
+          <w:noProof/>
+        </w:rPr>
+        <w:t>13</w:t>
+      </w:r>
+      <w:r>
+        <w:fldChar w:fldCharType="end"/>
+      </w:r>
+      <w:r>
+        <w:t>: PHP Syntax Practice</w:t>
+      </w:r>
+    </w:p>
+    <w:p>
+      <w:pPr>
+        <w:rPr>
+          <w:rFonts w:ascii="Times New Roman" w:hAnsi="Times New Roman" w:cs="Times New Roman"/>
+          <w:b/>
+          <w:bCs/>
+          <w:sz w:val="24"/>
+          <w:szCs w:val="24"/>
+        </w:rPr>
+      </w:pPr>
+    </w:p>
+    <w:p>
+      <w:pPr>
+        <w:rPr>
+          <w:rFonts w:ascii="Times New Roman" w:hAnsi="Times New Roman" w:cs="Times New Roman"/>
+          <w:b/>
+          <w:bCs/>
+          <w:sz w:val="24"/>
+          <w:szCs w:val="24"/>
+        </w:rPr>
+      </w:pPr>
+      <w:r>
+        <w:rPr>
+          <w:rFonts w:ascii="Times New Roman" w:hAnsi="Times New Roman" w:cs="Times New Roman"/>
+          <w:b/>
+          <w:bCs/>
+          <w:sz w:val="24"/>
+          <w:szCs w:val="24"/>
+        </w:rPr>
+        <w:t>Fig 4</w:t>
+      </w:r>
+      <w:r>
+        <w:rPr>
+          <w:rFonts w:ascii="Times New Roman" w:hAnsi="Times New Roman" w:cs="Times New Roman"/>
+          <w:b/>
+          <w:bCs/>
+          <w:sz w:val="24"/>
+          <w:szCs w:val="24"/>
+        </w:rPr>
+        <w:t xml:space="preserve">: </w:t>
+      </w:r>
+      <w:r>
+        <w:rPr>
+          <w:rFonts w:ascii="Times New Roman" w:hAnsi="Times New Roman" w:cs="Times New Roman"/>
+          <w:b/>
+          <w:bCs/>
+          <w:sz w:val="24"/>
+          <w:szCs w:val="24"/>
+        </w:rPr>
+        <w:t>Database Connection Script</w:t>
+      </w:r>
+    </w:p>
+    <w:p>
+      <w:pPr>
+        <w:rPr>
+          <w:rFonts w:ascii="Times New Roman" w:hAnsi="Times New Roman" w:cs="Times New Roman"/>
+          <w:b/>
+          <w:bCs/>
+          <w:sz w:val="24"/>
+          <w:szCs w:val="24"/>
+        </w:rPr>
+      </w:pPr>
+      <w:r>
+        <w:rPr>
+          <w:rFonts w:ascii="Times New Roman" w:hAnsi="Times New Roman" w:cs="Times New Roman"/>
+          <w:b/>
+          <w:bCs/>
+          <w:noProof/>
+          <w:sz w:val="24"/>
+          <w:szCs w:val="24"/>
+          <w14:ligatures w14:val="standardContextual"/>
+        </w:rPr>
+        <w:drawing>
+          <wp:inline distT="0" distB="0" distL="0" distR="0" wp14:anchorId="013B7C53" wp14:editId="15316047">
+            <wp:extent cx="4196084" cy="2082800"/>
+            <wp:effectExtent l="0" t="0" r="0" b="0"/>
+            <wp:docPr id="517592060" name="Picture 4"/>
+            <wp:cNvGraphicFramePr>
+              <a:graphicFrameLocks xmlns:a="http://schemas.openxmlformats.org/drawingml/2006/main" noChangeAspect="1"/>
+            </wp:cNvGraphicFramePr>
+            <a:graphic xmlns:a="http://schemas.openxmlformats.org/drawingml/2006/main">
+              <a:graphicData uri="http://schemas.openxmlformats.org/drawingml/2006/picture">
+                <pic:pic xmlns:pic="http://schemas.openxmlformats.org/drawingml/2006/picture">
+                  <pic:nvPicPr>
+                    <pic:cNvPr id="517592060" name="Picture 517592060"/>
+                    <pic:cNvPicPr/>
+                  </pic:nvPicPr>
+                  <pic:blipFill>
+                    <a:blip r:embed="rId21" cstate="print">
+                      <a:extLst>
+                        <a:ext uri="{28A0092B-C50C-407E-A947-70E740481C1C}">
+                          <a14:useLocalDpi xmlns:a14="http://schemas.microsoft.com/office/drawing/2010/main" val="0"/>
+                        </a:ext>
+                      </a:extLst>
+                    </a:blip>
+                    <a:stretch>
+                      <a:fillRect/>
+                    </a:stretch>
+                  </pic:blipFill>
+                  <pic:spPr>
+                    <a:xfrm>
+                      <a:off x="0" y="0"/>
+                      <a:ext cx="4197862" cy="2083683"/>
+                    </a:xfrm>
+                    <a:prstGeom prst="rect">
+                      <a:avLst/>
+                    </a:prstGeom>
+                  </pic:spPr>
+                </pic:pic>
+              </a:graphicData>
+            </a:graphic>
+          </wp:inline>
+        </w:drawing>
+      </w:r>
+    </w:p>
+    <w:p>
+      <w:pPr>
+        <w:pStyle w:val="Caption"/>
+      </w:pPr>
+      <w:r>
+        <w:t xml:space="preserve">Figure </w:t>
+      </w:r>
+      <w:r>
+        <w:fldChar w:fldCharType="begin"/>
+      </w:r>
+      <w:r>
+        <w:instrText xml:space="preserve"> SEQ Figure \* ARABIC </w:instrText>
+      </w:r>
+      <w:r>
+        <w:fldChar w:fldCharType="separate"/>
+      </w:r>
+      <w:r>
+        <w:rPr>
+          <w:noProof/>
+        </w:rPr>
+        <w:t>14</w:t>
+      </w:r>
+      <w:r>
+        <w:fldChar w:fldCharType="end"/>
+      </w:r>
+      <w:r>
+        <w:t>: Database Connection Script</w:t>
+      </w:r>
+    </w:p>
+    <w:p/>
+    <w:p>
+      <w:pPr>
+        <w:rPr>
+          <w:rFonts w:ascii="Times New Roman" w:hAnsi="Times New Roman" w:cs="Times New Roman"/>
+          <w:b/>
+          <w:bCs/>
+          <w:sz w:val="24"/>
+          <w:szCs w:val="24"/>
+        </w:rPr>
+      </w:pPr>
+      <w:r>
+        <w:rPr>
+          <w:rFonts w:ascii="Times New Roman" w:hAnsi="Times New Roman" w:cs="Times New Roman"/>
+          <w:b/>
+          <w:bCs/>
+          <w:sz w:val="24"/>
+          <w:szCs w:val="24"/>
+        </w:rPr>
+        <w:t>Fig 5</w:t>
+      </w:r>
+      <w:r>
+        <w:rPr>
+          <w:rFonts w:ascii="Times New Roman" w:hAnsi="Times New Roman" w:cs="Times New Roman"/>
+          <w:b/>
+          <w:bCs/>
+          <w:sz w:val="24"/>
+          <w:szCs w:val="24"/>
+        </w:rPr>
+        <w:t xml:space="preserve">: </w:t>
+      </w:r>
+      <w:r>
+        <w:rPr>
+          <w:rFonts w:ascii="Times New Roman" w:hAnsi="Times New Roman" w:cs="Times New Roman"/>
+          <w:b/>
+          <w:bCs/>
+          <w:sz w:val="24"/>
+          <w:szCs w:val="24"/>
+        </w:rPr>
+        <w:t>Dynamic User Input Handling</w:t>
+      </w:r>
+    </w:p>
+    <w:p>
+      <w:pPr>
+        <w:rPr>
+          <w:rFonts w:ascii="Times New Roman" w:hAnsi="Times New Roman" w:cs="Times New Roman"/>
+          <w:b/>
+          <w:bCs/>
+          <w:sz w:val="24"/>
+          <w:szCs w:val="24"/>
+        </w:rPr>
+      </w:pPr>
+      <w:r>
+        <w:rPr>
+          <w:rFonts w:ascii="Times New Roman" w:hAnsi="Times New Roman" w:cs="Times New Roman"/>
+          <w:b/>
+          <w:bCs/>
+          <w:noProof/>
+          <w:sz w:val="24"/>
+          <w:szCs w:val="24"/>
+          <w14:ligatures w14:val="standardContextual"/>
+        </w:rPr>
+        <w:lastRenderedPageBreak/>
+        <w:drawing>
+          <wp:inline distT="0" distB="0" distL="0" distR="0" wp14:anchorId="51704FD4" wp14:editId="13EA0E40">
+            <wp:extent cx="4362450" cy="2149066"/>
+            <wp:effectExtent l="0" t="0" r="0" b="3810"/>
+            <wp:docPr id="753869149" name="Picture 5"/>
+            <wp:cNvGraphicFramePr>
+              <a:graphicFrameLocks xmlns:a="http://schemas.openxmlformats.org/drawingml/2006/main" noChangeAspect="1"/>
+            </wp:cNvGraphicFramePr>
+            <a:graphic xmlns:a="http://schemas.openxmlformats.org/drawingml/2006/main">
+              <a:graphicData uri="http://schemas.openxmlformats.org/drawingml/2006/picture">
+                <pic:pic xmlns:pic="http://schemas.openxmlformats.org/drawingml/2006/picture">
+                  <pic:nvPicPr>
+                    <pic:cNvPr id="753869149" name="Picture 753869149"/>
+                    <pic:cNvPicPr/>
+                  </pic:nvPicPr>
+                  <pic:blipFill>
+                    <a:blip r:embed="rId22" cstate="print">
+                      <a:extLst>
+                        <a:ext uri="{28A0092B-C50C-407E-A947-70E740481C1C}">
+                          <a14:useLocalDpi xmlns:a14="http://schemas.microsoft.com/office/drawing/2010/main" val="0"/>
+                        </a:ext>
+                      </a:extLst>
+                    </a:blip>
+                    <a:stretch>
+                      <a:fillRect/>
+                    </a:stretch>
+                  </pic:blipFill>
+                  <pic:spPr>
+                    <a:xfrm>
+                      <a:off x="0" y="0"/>
+                      <a:ext cx="4366331" cy="2150978"/>
+                    </a:xfrm>
+                    <a:prstGeom prst="rect">
+                      <a:avLst/>
+                    </a:prstGeom>
+                  </pic:spPr>
+                </pic:pic>
+              </a:graphicData>
+            </a:graphic>
+          </wp:inline>
+        </w:drawing>
+      </w:r>
+    </w:p>
+    <w:p>
+      <w:pPr>
+        <w:pStyle w:val="Caption"/>
+        <w:rPr>
+          <w:rFonts w:ascii="Times New Roman" w:hAnsi="Times New Roman" w:cs="Times New Roman"/>
+          <w:b/>
+          <w:bCs/>
+          <w:sz w:val="24"/>
+          <w:szCs w:val="24"/>
+        </w:rPr>
+      </w:pPr>
+      <w:r>
+        <w:t xml:space="preserve">Figure </w:t>
+      </w:r>
+      <w:r>
+        <w:fldChar w:fldCharType="begin"/>
+      </w:r>
+      <w:r>
+        <w:instrText xml:space="preserve"> SEQ Figure \* ARABIC </w:instrText>
+      </w:r>
+      <w:r>
+        <w:fldChar w:fldCharType="separate"/>
+      </w:r>
+      <w:r>
+        <w:rPr>
+          <w:noProof/>
+        </w:rPr>
+        <w:t>15</w:t>
+      </w:r>
+      <w:r>
+        <w:fldChar w:fldCharType="end"/>
+      </w:r>
+      <w:r>
+        <w:t>: Dynamic User Input Handling</w:t>
+      </w:r>
+    </w:p>
+    <w:p>
+      <w:pPr>
+        <w:rPr>
+          <w:rFonts w:ascii="Times New Roman" w:hAnsi="Times New Roman" w:cs="Times New Roman"/>
+          <w:b/>
+          <w:bCs/>
+          <w:sz w:val="24"/>
+          <w:szCs w:val="24"/>
+        </w:rPr>
+      </w:pPr>
+    </w:p>
+    <w:p>
+      <w:pPr>
+        <w:rPr>
+          <w:rFonts w:ascii="Times New Roman" w:hAnsi="Times New Roman" w:cs="Times New Roman"/>
+          <w:sz w:val="24"/>
+          <w:szCs w:val="24"/>
+        </w:rPr>
+      </w:pPr>
+    </w:p>
     <w:p/>
     <w:p/>
     <w:p/>
     <w:p>
-      <w:pPr>
-        <w:rPr>
-          <w:rFonts w:ascii="Times New Roman" w:hAnsi="Times New Roman" w:cs="Times New Roman"/>
-        </w:rPr>
-      </w:pPr>
+      <w:r>
+        <w:t>PASSWORD</w:t>
+      </w:r>
+    </w:p>
+    <w:p>
+      <w:r>
+        <w:t>Weak 12345</w:t>
+      </w:r>
+    </w:p>
+    <w:p>
+      <w:r>
+        <w:t>Medium kali123</w:t>
+      </w:r>
+    </w:p>
+    <w:p>
+      <w:pPr>
+        <w:rPr>
+          <w:rFonts w:ascii="Times New Roman" w:hAnsi="Times New Roman" w:cs="Times New Roman"/>
+        </w:rPr>
+      </w:pPr>
+      <w:r>
+        <w:t>Strong lns851W@90</w:t>
+      </w:r>
     </w:p>
     <w:sectPr>
       <w:pgSz w:w="12240" w:h="15840"/>
@@ -2901,7 +3709,6 @@
   <w:style w:type="character" w:default="1" w:styleId="DefaultParagraphFont">
     <w:name w:val="Default Paragraph Font"/>
     <w:uiPriority w:val="1"/>
-    <w:semiHidden/>
     <w:unhideWhenUsed/>
   </w:style>
   <w:style w:type="table" w:default="1" w:styleId="TableNormal">
